--- a/ky/wisdom-stories/life-lesson.docx
+++ b/ky/wisdom-stories/life-lesson.docx
@@ -189,7 +189,7 @@
           <w:sz w:val="22"/>
           <w:lang w:val="ky-KG"/>
         </w:rPr>
-        <w:t xml:space="preserve">Сабак: </w:t>
+        <w:t>Сабак: Кээде эң чоң зыян бизге окшоп, бирок ниети башкалардан келет. Өзүңдү коргош үчүн сырткы окшоштукка алданба, эки жүздүүлүктү өз убагында сез.</w:t>
       </w:r>
       <w:r>
         <w:rPr>
@@ -198,7 +198,6 @@
           <w:sz w:val="22"/>
           <w:lang w:val="ky-KG"/>
         </w:rPr>
-        <w:t>Сырткы окшоштук ниеттин бир экенин билдирбейт. Адамдын ким экенин ишинен, сага кылган мамилесинен тааны.</w:t>
       </w:r>
     </w:p>
     <w:p>
@@ -218,7 +217,7 @@
           <w:sz w:val="18"/>
           <w:lang w:val="ky-KG"/>
         </w:rPr>
-        <w:t>Окуя ачык интернет булактарынан алынды.</w:t>
+        <w:t>Аңгемелер ачык интернет булактарынан алынган, иллюстрациялар болсо ЖИ менен түзүлгөн.</w:t>
       </w:r>
     </w:p>
     <w:sectPr>
